--- a/Alan s.docx
+++ b/Alan s.docx
@@ -2,6 +2,7 @@
 <file path=word/document.xml><?xml version="1.0" encoding="utf-8"?>
 <w:document xmlns:wpc="http://schemas.microsoft.com/office/word/2010/wordprocessingCanvas" xmlns:cx="http://schemas.microsoft.com/office/drawing/2014/chartex" xmlns:cx1="http://schemas.microsoft.com/office/drawing/2015/9/8/chartex" xmlns:cx2="http://schemas.microsoft.com/office/drawing/2015/10/21/chartex" xmlns:cx3="http://schemas.microsoft.com/office/drawing/2016/5/9/chartex" xmlns:cx4="http://schemas.microsoft.com/office/drawing/2016/5/10/chartex" xmlns:cx5="http://schemas.microsoft.com/office/drawing/2016/5/11/chartex" xmlns:cx6="http://schemas.microsoft.com/office/drawing/2016/5/12/chartex" xmlns:cx7="http://schemas.microsoft.com/office/drawing/2016/5/13/chartex" xmlns:cx8="http://schemas.microsoft.com/office/drawing/2016/5/14/chartex" xmlns:mc="http://schemas.openxmlformats.org/markup-compatibility/2006" xmlns:aink="http://schemas.microsoft.com/office/drawing/2016/ink" xmlns:am3d="http://schemas.microsoft.com/office/drawing/2017/model3d" xmlns:o="urn:schemas-microsoft-com:office:office" xmlns:oel="http://schemas.microsoft.com/office/2019/extlst" xmlns:r="http://schemas.openxmlformats.org/officeDocument/2006/relationships" xmlns:m="http://schemas.openxmlformats.org/officeDocument/2006/math" xmlns:v="urn:schemas-microsoft-com:vml" xmlns:wp14="http://schemas.microsoft.com/office/word/2010/wordprocessingDrawing" xmlns:wp="http://schemas.openxmlformats.org/drawingml/2006/wordprocessingDrawing" xmlns:w10="urn:schemas-microsoft-com:office:word" xmlns:w="http://schemas.openxmlformats.org/wordprocessingml/2006/main" xmlns:w14="http://schemas.microsoft.com/office/word/2010/wordml" xmlns:w15="http://schemas.microsoft.com/office/word/2012/wordml" xmlns:w16cex="http://schemas.microsoft.com/office/word/2018/wordml/cex" xmlns:w16cid="http://schemas.microsoft.com/office/word/2016/wordml/cid" xmlns:w16="http://schemas.microsoft.com/office/word/2018/wordml" xmlns:w16du="http://schemas.microsoft.com/office/word/2023/wordml/word16du" xmlns:w16sdtdh="http://schemas.microsoft.com/office/word/2020/wordml/sdtdatahash" xmlns:w16sdtfl="http://schemas.microsoft.com/office/word/2024/wordml/sdtformatlock" xmlns:w16se="http://schemas.microsoft.com/office/word/2015/wordml/symex" xmlns:wpg="http://schemas.microsoft.com/office/word/2010/wordprocessingGroup" xmlns:wpi="http://schemas.microsoft.com/office/word/2010/wordprocessingInk" xmlns:wne="http://schemas.microsoft.com/office/word/2006/wordml" xmlns:wps="http://schemas.microsoft.com/office/word/2010/wordprocessingShape" mc:Ignorable="w14 w15 w16se w16cid w16 w16cex w16sdtdh w16sdtfl w16du wp14">
   <w:body>
+    <w:bookmarkStart w:id="0" w:name="_Hlk131061553"/>
     <w:p>
       <w:pPr>
         <w:pStyle w:val="Title"/>
@@ -11,7 +12,6 @@
           <w:szCs w:val="6"/>
         </w:rPr>
       </w:pPr>
-      <w:bookmarkStart w:id="0" w:name="_Hlk131061553"/>
       <w:r>
         <w:rPr>
           <w:noProof/>
@@ -415,7 +415,13 @@
     </w:p>
     <w:p>
       <w:r>
-        <w:t>Phone: +91 6282842266 | Email: your_email@example.com|</w:t>
+        <w:t xml:space="preserve">Phone: +91 6282842266 | Email: </w:t>
+      </w:r>
+      <w:r>
+        <w:t>alansalby@gmail.com</w:t>
+      </w:r>
+      <w:r>
+        <w:t>|</w:t>
       </w:r>
     </w:p>
     <w:p>
@@ -472,15 +478,8 @@
       </w:r>
     </w:p>
     <w:p>
-      <w:proofErr w:type="spellStart"/>
-      <w:proofErr w:type="gramStart"/>
-      <w:r>
-        <w:t>B.Tech</w:t>
-      </w:r>
-      <w:proofErr w:type="spellEnd"/>
-      <w:proofErr w:type="gramEnd"/>
-      <w:r>
-        <w:t xml:space="preserve"> in Electronics and Communication Engineering</w:t>
+      <w:r>
+        <w:t>B.Tech in Electronics and Communication Engineering</w:t>
       </w:r>
       <w:r>
         <w:br/>
@@ -512,15 +511,7 @@
       </w:r>
       <w:r>
         <w:br/>
-        <w:t xml:space="preserve">Tools: Git/GitHub, </w:t>
-      </w:r>
-      <w:proofErr w:type="spellStart"/>
-      <w:r>
-        <w:t>Wokwi</w:t>
-      </w:r>
-      <w:proofErr w:type="spellEnd"/>
-      <w:r>
-        <w:t>, PCB Design</w:t>
+        <w:t>Tools: Git/GitHub, Wokwi, PCB Design</w:t>
       </w:r>
       <w:r>
         <w:br/>
@@ -583,15 +574,7 @@
     </w:p>
     <w:p>
       <w:r>
-        <w:t xml:space="preserve">Digital Electronics, Communication Systems, Microprocessors and Microcontrollers, Computer </w:t>
-      </w:r>
-      <w:proofErr w:type="gramStart"/>
-      <w:r>
-        <w:t>Architecture ,</w:t>
-      </w:r>
-      <w:proofErr w:type="gramEnd"/>
-      <w:r>
-        <w:t xml:space="preserve"> Embedded Systems</w:t>
+        <w:t>Digital Electronics, Communication Systems, Microprocessors and Microcontrollers, Computer Architecture , Embedded Systems</w:t>
       </w:r>
     </w:p>
     <w:p>
@@ -2553,6 +2536,7 @@
   <w:style w:type="character" w:default="1" w:styleId="DefaultParagraphFont">
     <w:name w:val="Default Paragraph Font"/>
     <w:uiPriority w:val="1"/>
+    <w:semiHidden/>
     <w:unhideWhenUsed/>
   </w:style>
   <w:style w:type="table" w:default="1" w:styleId="TableNormal">
@@ -3274,15 +3258,6 @@
 </file>
 
 <file path=customXml/item1.xml><?xml version="1.0" encoding="utf-8"?>
-<?mso-contentType ?>
-<FormTemplates xmlns="http://schemas.microsoft.com/sharepoint/v3/contenttype/forms">
-  <Display>DocumentLibraryForm</Display>
-  <Edit>DocumentLibraryForm</Edit>
-  <New>DocumentLibraryForm</New>
-</FormTemplates>
-</file>
-
-<file path=customXml/item2.xml><?xml version="1.0" encoding="utf-8"?>
 <ct:contentTypeSchema xmlns:ct="http://schemas.microsoft.com/office/2006/metadata/contentType" xmlns:ma="http://schemas.microsoft.com/office/2006/metadata/properties/metaAttributes" ct:_="" ma:_="" ma:contentTypeName="Document" ma:contentTypeID="0x01010079F111ED35F8CC479449609E8A0923A6" ma:contentTypeVersion="26" ma:contentTypeDescription="Create a new document." ma:contentTypeScope="" ma:versionID="ac37c1753acd5e330d2062ccec26ea66">
   <xsd:schema xmlns:xsd="http://www.w3.org/2001/XMLSchema" xmlns:xs="http://www.w3.org/2001/XMLSchema" xmlns:p="http://schemas.microsoft.com/office/2006/metadata/properties" xmlns:ns1="http://schemas.microsoft.com/sharepoint/v3" xmlns:ns2="71af3243-3dd4-4a8d-8c0d-dd76da1f02a5" xmlns:ns3="16c05727-aa75-4e4a-9b5f-8a80a1165891" xmlns:ns4="230e9df3-be65-4c73-a93b-d1236ebd677e" targetNamespace="http://schemas.microsoft.com/office/2006/metadata/properties" ma:root="true" ma:fieldsID="3b340c7101c92c5120abd06486f94548" ns1:_="" ns2:_="" ns3:_="" ns4:_="">
     <xsd:import namespace="http://schemas.microsoft.com/sharepoint/v3"/>
@@ -3582,6 +3557,15 @@
 </ct:contentTypeSchema>
 </file>
 
+<file path=customXml/item2.xml><?xml version="1.0" encoding="utf-8"?>
+<?mso-contentType ?>
+<FormTemplates xmlns="http://schemas.microsoft.com/sharepoint/v3/contenttype/forms">
+  <Display>DocumentLibraryForm</Display>
+  <Edit>DocumentLibraryForm</Edit>
+  <New>DocumentLibraryForm</New>
+</FormTemplates>
+</file>
+
 <file path=customXml/item3.xml><?xml version="1.0" encoding="utf-8"?>
 <p:properties xmlns:p="http://schemas.microsoft.com/office/2006/metadata/properties" xmlns:xsi="http://www.w3.org/2001/XMLSchema-instance" xmlns:pc="http://schemas.microsoft.com/office/infopath/2007/PartnerControls">
   <documentManagement>
@@ -3603,14 +3587,6 @@
 </file>
 
 <file path=customXml/itemProps1.xml><?xml version="1.0" encoding="utf-8"?>
-<ds:datastoreItem xmlns:ds="http://schemas.openxmlformats.org/officeDocument/2006/customXml" ds:itemID="{D3FF1C84-DF90-42FE-AE11-AFF931E8FAE7}">
-  <ds:schemaRefs>
-    <ds:schemaRef ds:uri="http://schemas.microsoft.com/sharepoint/v3/contenttype/forms"/>
-  </ds:schemaRefs>
-</ds:datastoreItem>
-</file>
-
-<file path=customXml/itemProps2.xml><?xml version="1.0" encoding="utf-8"?>
 <ds:datastoreItem xmlns:ds="http://schemas.openxmlformats.org/officeDocument/2006/customXml" ds:itemID="{BC00A20C-2870-4772-8D78-C84273E380D6}">
   <ds:schemaRefs>
     <ds:schemaRef ds:uri="http://schemas.microsoft.com/office/2006/metadata/contentType"/>
@@ -3631,6 +3607,14 @@
 </ds:datastoreItem>
 </file>
 
+<file path=customXml/itemProps2.xml><?xml version="1.0" encoding="utf-8"?>
+<ds:datastoreItem xmlns:ds="http://schemas.openxmlformats.org/officeDocument/2006/customXml" ds:itemID="{D3FF1C84-DF90-42FE-AE11-AFF931E8FAE7}">
+  <ds:schemaRefs>
+    <ds:schemaRef ds:uri="http://schemas.microsoft.com/sharepoint/v3/contenttype/forms"/>
+  </ds:schemaRefs>
+</ds:datastoreItem>
+</file>
+
 <file path=customXml/itemProps3.xml><?xml version="1.0" encoding="utf-8"?>
 <ds:datastoreItem xmlns:ds="http://schemas.openxmlformats.org/officeDocument/2006/customXml" ds:itemID="{79541AF4-0605-4549-B594-5B1E9F6FC301}">
   <ds:schemaRefs>
